--- a/Docx/GDD_THE_SLICES.docx
+++ b/Docx/GDD_THE_SLICES.docx
@@ -629,12 +629,27 @@
             </w:tcMar>
           </w:tcPr>
           <w:p>
+            <w:pPr>
+              <w:rPr>
+                <w:rFonts w:hint="default"/>
+                <w:lang w:val="en-US"/>
+              </w:rPr>
+            </w:pPr>
             <w:r>
               <w:rPr>
                 <w:b w:val="0"/>
                 <w:bCs w:val="0"/>
               </w:rPr>
               <w:t>First-person Mystery / Psychological Thriller</w:t>
+            </w:r>
+            <w:r>
+              <w:rPr>
+                <w:rFonts w:hint="default"/>
+                <w:b w:val="0"/>
+                <w:bCs w:val="0"/>
+                <w:lang w:val="en-US"/>
+              </w:rPr>
+              <w:t xml:space="preserve"> / Puzzle</w:t>
             </w:r>
           </w:p>
         </w:tc>
@@ -1954,8 +1969,10 @@
                 <w:b w:val="0"/>
                 <w:bCs w:val="0"/>
               </w:rPr>
-              <w:t>Brief, economical</w:t>
-            </w:r>
+              <w:t>Brief</w:t>
+            </w:r>
+            <w:bookmarkStart w:id="0" w:name="_GoBack"/>
+            <w:bookmarkEnd w:id="0"/>
           </w:p>
         </w:tc>
       </w:tr>
@@ -9595,6 +9612,12 @@
             <w:insideH w:val="single" w:color="auto" w:sz="4" w:space="0"/>
             <w:insideV w:val="single" w:color="auto" w:sz="4" w:space="0"/>
           </w:tblBorders>
+          <w:tblCellMar>
+            <w:top w:w="0" w:type="dxa"/>
+            <w:left w:w="10" w:type="dxa"/>
+            <w:bottom w:w="0" w:type="dxa"/>
+            <w:right w:w="10" w:type="dxa"/>
+          </w:tblCellMar>
         </w:tblPrEx>
         <w:tc>
           <w:tcPr>
@@ -11319,8 +11342,6 @@
         </w:rPr>
         <w:t xml:space="preserve"> Document</w:t>
       </w:r>
-      <w:bookmarkStart w:id="0" w:name="_GoBack"/>
-      <w:bookmarkEnd w:id="0"/>
     </w:p>
     <w:sectPr>
       <w:pgSz w:w="12240" w:h="15840"/>
